--- a/definitions/Responsiveness.docx
+++ b/definitions/Responsiveness.docx
@@ -163,7 +163,7 @@
                 <w:sz w:val="20"/>
                 <w:szCs w:val="20"/>
               </w:rPr>
-              <w:t xml:space="preserve">Cascade Timber Holdings, Inc., Attn: Legal Department, Portland, OR 97204</w:t>
+              <w:t xml:space="preserve">Cascade Timber Holdings, Inc., Attn: Legal Department, Portland, OR 97209</w:t>
             </w:r>
           </w:p>
         </w:tc>
@@ -512,7 +512,7 @@
           <w:sz w:val="22"/>
           <w:szCs w:val="22"/>
         </w:rPr>
-        <w:t xml:space="preserve">This document defines what makes a record responsive to the IRS Subpoena Duces Tecum (Case No. EX-2023-04471) issued to Cascade Timber Holdings, Inc. regarding the Coastal Solar Credit Program. A reviewer (human or LLM) must classify each document as </w:t>
+        <w:t xml:space="preserve">This document defines what makes a record responsive to the IRS summons issued under 26 U.S.C. § 7602 (Case No. EX-2023-04471; called “the subpoena” in the corpus and below) issued to Cascade Timber Holdings, Inc. regarding the Coastal Solar Credit Program. A reviewer (human or LLM) must classify each document as </w:t>
       </w:r>
       <w:r>
         <w:rPr>
